--- a/public/resume/sqa/abubakar-khawaja-qa-automation-engineer-resume.docx
+++ b/public/resume/sqa/abubakar-khawaja-qa-automation-engineer-resume.docx
@@ -52,7 +52,7 @@
       <w:pPr>
         <w:spacing w:after="80"/>
       </w:pPr>
-      <w:hyperlink w:history="1" r:id="rIdpfzfil8cmpcqckzbimzai">
+      <w:hyperlink w:history="1" r:id="rIdtzmopet44mjmbilu0eeb9">
         <w:r>
           <w:rPr>
             <w:rStyle w:val="Hyperlink"/>
@@ -72,7 +72,7 @@
         </w:rPr>
         <w:t xml:space="preserve">  •  </w:t>
       </w:r>
-      <w:hyperlink w:history="1" r:id="rIdpmp35aym1bqbmuchfigdp">
+      <w:hyperlink w:history="1" r:id="rId_pkuv2k65tyeig0yzzajv">
         <w:r>
           <w:rPr>
             <w:rStyle w:val="Hyperlink"/>
@@ -92,7 +92,7 @@
         </w:rPr>
         <w:t xml:space="preserve">  •  </w:t>
       </w:r>
-      <w:hyperlink w:history="1" r:id="rIdvsr_ks7vzmln9tms6xdwz">
+      <w:hyperlink w:history="1" r:id="rId0yyfkfn4vfxhpg2lucomy">
         <w:r>
           <w:rPr>
             <w:rStyle w:val="Hyperlink"/>
@@ -253,7 +253,7 @@
           <w:sz w:val="19"/>
           <w:szCs w:val="19"/>
         </w:rPr>
-        <w:t xml:space="preserve">Mentored junior engineers through regular code reviews and drove Agile feature delivery in tight collaboration with UX/UI designers and backend teams.</w:t>
+        <w:t xml:space="preserve">Mentored junior engineers through code review and drove Agile feature delivery alongside UX/UI designers and backend teams.</w:t>
       </w:r>
     </w:p>
     <w:p>
@@ -271,7 +271,7 @@
           <w:sz w:val="20"/>
           <w:szCs w:val="20"/>
         </w:rPr>
-        <w:t xml:space="preserve">Senior Full-Stack Engineer | Arbisoft</w:t>
+        <w:t xml:space="preserve">Senior Software Engineer | Arbisoft</w:t>
       </w:r>
       <w:r>
         <w:rPr>
@@ -352,7 +352,7 @@
           <w:sz w:val="19"/>
           <w:szCs w:val="19"/>
         </w:rPr>
-        <w:t xml:space="preserve">Cut API response times by 30-70% across core endpoints by resolving N+1 queries, optimizing ORM access patterns, and implementing strategic PostgreSQL indexing.</w:t>
+        <w:t xml:space="preserve">Cut API response times by 30 to 70% on core endpoints by fixing N+1 queries, reworking ORM access patterns, and adding PostgreSQL indexes.</w:t>
       </w:r>
     </w:p>
     <w:p>

--- a/public/resume/sqa/abubakar-khawaja-qa-automation-engineer-resume.docx
+++ b/public/resume/sqa/abubakar-khawaja-qa-automation-engineer-resume.docx
@@ -52,7 +52,7 @@
       <w:pPr>
         <w:spacing w:after="80"/>
       </w:pPr>
-      <w:hyperlink w:history="1" r:id="rIdtzmopet44mjmbilu0eeb9">
+      <w:hyperlink w:history="1" r:id="rIdrudkqhblftnsd9buqgi3q">
         <w:r>
           <w:rPr>
             <w:rStyle w:val="Hyperlink"/>
@@ -72,7 +72,7 @@
         </w:rPr>
         <w:t xml:space="preserve">  •  </w:t>
       </w:r>
-      <w:hyperlink w:history="1" r:id="rId_pkuv2k65tyeig0yzzajv">
+      <w:hyperlink w:history="1" r:id="rIdrfxa2uko-mgtxwiyfsazs">
         <w:r>
           <w:rPr>
             <w:rStyle w:val="Hyperlink"/>
@@ -92,7 +92,7 @@
         </w:rPr>
         <w:t xml:space="preserve">  •  </w:t>
       </w:r>
-      <w:hyperlink w:history="1" r:id="rId0yyfkfn4vfxhpg2lucomy">
+      <w:hyperlink w:history="1" r:id="rIdznpqqinnfsznszkc0ob6y">
         <w:r>
           <w:rPr>
             <w:rStyle w:val="Hyperlink"/>

--- a/public/resume/sqa/abubakar-khawaja-qa-automation-engineer-resume.docx
+++ b/public/resume/sqa/abubakar-khawaja-qa-automation-engineer-resume.docx
@@ -36,7 +36,7 @@
     </w:p>
     <w:p>
       <w:pPr>
-        <w:spacing w:after="20"/>
+        <w:spacing w:after="80"/>
       </w:pPr>
       <w:r>
         <w:rPr>
@@ -45,14 +45,18 @@
           <w:sz w:val="18"/>
           <w:szCs w:val="18"/>
         </w:rPr>
-        <w:t xml:space="preserve">abubakar-dev@hotmail.com  •  +92-334-9858841</w:t>
-      </w:r>
-    </w:p>
-    <w:p>
-      <w:pPr>
-        <w:spacing w:after="80"/>
-      </w:pPr>
-      <w:hyperlink w:history="1" r:id="rIdrudkqhblftnsd9buqgi3q">
+        <w:t xml:space="preserve">abubakarrkhawaj@gmail.com</w:t>
+      </w:r>
+      <w:r>
+        <w:rPr>
+          <w:rFonts w:ascii="Arial" w:cs="Arial" w:eastAsia="Arial" w:hAnsi="Arial"/>
+          <w:color w:val="444444"/>
+          <w:sz w:val="18"/>
+          <w:szCs w:val="18"/>
+        </w:rPr>
+        <w:t xml:space="preserve">  •  </w:t>
+      </w:r>
+      <w:hyperlink w:history="1" r:id="rIdm8ivqf4edlvunhrslobxo">
         <w:r>
           <w:rPr>
             <w:rStyle w:val="Hyperlink"/>
@@ -60,7 +64,7 @@
             <w:sz w:val="18"/>
             <w:szCs w:val="18"/>
           </w:rPr>
-          <w:t xml:space="preserve">linkedin.com/in/abubakar-khawaja-008483183</w:t>
+          <w:t xml:space="preserve">LinkedIn</w:t>
         </w:r>
       </w:hyperlink>
       <w:r>
@@ -72,7 +76,7 @@
         </w:rPr>
         <w:t xml:space="preserve">  •  </w:t>
       </w:r>
-      <w:hyperlink w:history="1" r:id="rIdrfxa2uko-mgtxwiyfsazs">
+      <w:hyperlink w:history="1" r:id="rIdwethbhoqbolj1-0n2p_ua">
         <w:r>
           <w:rPr>
             <w:rStyle w:val="Hyperlink"/>
@@ -80,7 +84,7 @@
             <w:sz w:val="18"/>
             <w:szCs w:val="18"/>
           </w:rPr>
-          <w:t xml:space="preserve">github.com/Abuubkar</w:t>
+          <w:t xml:space="preserve">GitHub</w:t>
         </w:r>
       </w:hyperlink>
       <w:r>
@@ -92,7 +96,7 @@
         </w:rPr>
         <w:t xml:space="preserve">  •  </w:t>
       </w:r>
-      <w:hyperlink w:history="1" r:id="rIdznpqqinnfsznszkc0ob6y">
+      <w:hyperlink w:history="1" r:id="rIdut1oax50z9mevwd2rymp0">
         <w:r>
           <w:rPr>
             <w:rStyle w:val="Hyperlink"/>
@@ -100,13 +104,14 @@
             <w:sz w:val="18"/>
             <w:szCs w:val="18"/>
           </w:rPr>
-          <w:t xml:space="preserve">abuubkar.github.io</w:t>
+          <w:t xml:space="preserve">Portfolio</w:t>
         </w:r>
       </w:hyperlink>
     </w:p>
     <w:p>
       <w:pPr>
         <w:pStyle w:val="Heading1"/>
+        <w:keepNext/>
         <w:pBdr>
           <w:bottom w:val="single" w:color="1F4E79" w:sz="6" w:space="2"/>
         </w:pBdr>
@@ -134,12 +139,13 @@
           <w:sz w:val="19"/>
           <w:szCs w:val="19"/>
         </w:rPr>
-        <w:t xml:space="preserve">Software engineer with 5+ years in test automation and full-stack development across Python, Django, React and TypeScript. I raised automated test coverage on a production codebase from 10% to over 60% with Jest, Cypress and Vitest, and production bugs dropped by 25%. I write pytest and Django API suites, Cypress end-to-end tests and Locust load tests, and run them as CI gates on GitHub Actions and GitLab CI so a failure stops the merge. I have built the systems I test, so I know where they tend to break: payments, background jobs, access control and data migrations.</w:t>
+        <w:t xml:space="preserve">Software engineer with 5+ years in test automation and full-stack development across Python, Django, React and TypeScript. I raised automated test coverage on a production codebase from 10% to over 60% with Jest, Cypress and Vitest, and production bugs dropped by 25%. I write pytest and Django API suites, Cypress end-to-end tests and Locust load tests, and run them as CI gates on GitHub Actions and GitLab CI so a failure stops the merge. I have built the systems I test, so I know they tend to break in payments, background jobs, access control and data migrations.</w:t>
       </w:r>
     </w:p>
     <w:p>
       <w:pPr>
         <w:pStyle w:val="Heading1"/>
+        <w:keepNext/>
         <w:pBdr>
           <w:bottom w:val="single" w:color="1F4E79" w:sz="6" w:space="2"/>
         </w:pBdr>
@@ -159,6 +165,7 @@
     </w:p>
     <w:p>
       <w:pPr>
+        <w:keepNext/>
         <w:tabs>
           <w:tab w:val="right" w:pos="9026"/>
         </w:tabs>
@@ -181,7 +188,7 @@
           <w:sz w:val="19"/>
           <w:szCs w:val="19"/>
         </w:rPr>
-        <w:t xml:space="preserve">	Sept 2025 – Present</w:t>
+        <w:t xml:space="preserve">	Sept 2025 - Present</w:t>
       </w:r>
     </w:p>
     <w:p>
@@ -258,6 +265,7 @@
     </w:p>
     <w:p>
       <w:pPr>
+        <w:keepNext/>
         <w:tabs>
           <w:tab w:val="right" w:pos="9026"/>
         </w:tabs>
@@ -280,7 +288,7 @@
           <w:sz w:val="19"/>
           <w:szCs w:val="19"/>
         </w:rPr>
-        <w:t xml:space="preserve">	July 2021 – Apr 2026</w:t>
+        <w:t xml:space="preserve">	July 2021 - Apr 2026</w:t>
       </w:r>
     </w:p>
     <w:p>
@@ -334,7 +342,7 @@
           <w:sz w:val="19"/>
           <w:szCs w:val="19"/>
         </w:rPr>
-        <w:t xml:space="preserve">Owned Sentry monitoring to cut production error volume: error triage with session replay, release and performance tracking, Slack and GitHub integration, and PII-safe payload encryption that keeps sensitive data out of captured events.</w:t>
+        <w:t xml:space="preserve">Owned Sentry monitoring to cut production error volume, with error triage through session replay, release and performance tracking, Slack and GitHub integration, and PII-safe payload encryption that keeps sensitive data out of captured events.</w:t>
       </w:r>
     </w:p>
     <w:p>
@@ -376,6 +384,7 @@
     <w:p>
       <w:pPr>
         <w:pStyle w:val="Heading1"/>
+        <w:keepNext/>
         <w:pBdr>
           <w:bottom w:val="single" w:color="1F4E79" w:sz="6" w:space="2"/>
         </w:pBdr>
@@ -395,6 +404,7 @@
     </w:p>
     <w:p>
       <w:pPr>
+        <w:keepNext/>
         <w:spacing w:after="15" w:before="40"/>
       </w:pPr>
       <w:r>
@@ -475,6 +485,7 @@
     </w:p>
     <w:p>
       <w:pPr>
+        <w:keepNext/>
         <w:spacing w:after="15" w:before="40"/>
       </w:pPr>
       <w:r>
@@ -537,6 +548,7 @@
     </w:p>
     <w:p>
       <w:pPr>
+        <w:keepNext/>
         <w:spacing w:after="15" w:before="40"/>
       </w:pPr>
       <w:r>
@@ -599,6 +611,7 @@
     </w:p>
     <w:p>
       <w:pPr>
+        <w:keepNext/>
         <w:spacing w:after="15" w:before="40"/>
       </w:pPr>
       <w:r>
@@ -662,6 +675,7 @@
     <w:p>
       <w:pPr>
         <w:pStyle w:val="Heading1"/>
+        <w:keepNext/>
         <w:pBdr>
           <w:bottom w:val="single" w:color="1F4E79" w:sz="6" w:space="2"/>
         </w:pBdr>
@@ -889,6 +903,7 @@
     <w:p>
       <w:pPr>
         <w:pStyle w:val="Heading1"/>
+        <w:keepNext/>
         <w:pBdr>
           <w:bottom w:val="single" w:color="1F4E79" w:sz="6" w:space="2"/>
         </w:pBdr>

--- a/public/resume/sqa/abubakar-khawaja-qa-automation-engineer-resume.docx
+++ b/public/resume/sqa/abubakar-khawaja-qa-automation-engineer-resume.docx
@@ -31,7 +31,7 @@
           <w:sz w:val="22"/>
           <w:szCs w:val="22"/>
         </w:rPr>
-        <w:t xml:space="preserve">SDET | QA Automation Engineer | Cypress | Playwright | Pytest | Locust | CI/CD</w:t>
+        <w:t xml:space="preserve">QA Automation Engineer</w:t>
       </w:r>
     </w:p>
     <w:p>
@@ -56,7 +56,7 @@
         </w:rPr>
         <w:t xml:space="preserve">  •  </w:t>
       </w:r>
-      <w:hyperlink w:history="1" r:id="rIdm8ivqf4edlvunhrslobxo">
+      <w:hyperlink w:history="1" r:id="rIdrjzvbkda8z1qk954xakan">
         <w:r>
           <w:rPr>
             <w:rStyle w:val="Hyperlink"/>
@@ -76,7 +76,7 @@
         </w:rPr>
         <w:t xml:space="preserve">  •  </w:t>
       </w:r>
-      <w:hyperlink w:history="1" r:id="rIdwethbhoqbolj1-0n2p_ua">
+      <w:hyperlink w:history="1" r:id="rIdfdkyo02tq8qqy8oeh_9ki">
         <w:r>
           <w:rPr>
             <w:rStyle w:val="Hyperlink"/>
@@ -96,7 +96,7 @@
         </w:rPr>
         <w:t xml:space="preserve">  •  </w:t>
       </w:r>
-      <w:hyperlink w:history="1" r:id="rIdut1oax50z9mevwd2rymp0">
+      <w:hyperlink w:history="1" r:id="rId3vg22rbqkq8pgupd71urm">
         <w:r>
           <w:rPr>
             <w:rStyle w:val="Hyperlink"/>
